--- a/docs/AlwaysReady-FAQs-Updated.docx
+++ b/docs/AlwaysReady-FAQs-Updated.docx
@@ -2463,7 +2463,7 @@
           <w:sz w:val="24"/>
           <w:szCs w:val="24"/>
         </w:rPr>
-        <w:t xml:space="preserve">All blog posts are written by Dr Ethna Parker, founder of AlwaysReady. Dr Parker has a doctorate and professional background in adult social care, and writes from direct experience of the governance and compliance challenges registered managers face.</w:t>
+        <w:t xml:space="preserve">All blog posts are written by Dr Ethna Parker, founder and developer of AlwaysReady. Dr Parker holds a doctorate and has a professional background in health and adult social care. She writes from direct experience of the governance and compliance challenges that registered managers face.</w:t>
       </w:r>
     </w:p>
     <w:p>
